--- a/CSA1304 Lab-Exp.docx
+++ b/CSA1304 Lab-Exp.docx
@@ -19,8 +19,9 @@
           <w:sz w:val="36"/>
           <w:szCs w:val="36"/>
         </w:rPr>
-        <w:t>CSA13</w:t>
-      </w:r>
+        <w:t xml:space="preserve">CSA1304 </w:t>
+      </w:r>
+      <w:proofErr w:type="gramStart"/>
       <w:r>
         <w:rPr>
           <w:b/>
@@ -28,26 +29,7 @@
           <w:sz w:val="36"/>
           <w:szCs w:val="36"/>
         </w:rPr>
-        <w:t xml:space="preserve">04 </w:t>
-      </w:r>
-      <w:proofErr w:type="gramStart"/>
-      <w:r>
-        <w:rPr>
-          <w:b/>
-          <w:bCs/>
-          <w:sz w:val="36"/>
-          <w:szCs w:val="36"/>
-        </w:rPr>
-        <w:t xml:space="preserve">-  </w:t>
-      </w:r>
-      <w:r>
-        <w:rPr>
-          <w:b/>
-          <w:bCs/>
-          <w:sz w:val="36"/>
-          <w:szCs w:val="36"/>
-        </w:rPr>
-        <w:t>THEORY</w:t>
+        <w:t>-  THEORY</w:t>
       </w:r>
       <w:proofErr w:type="gramEnd"/>
       <w:r>
@@ -171,21 +153,7 @@
           <w:sz w:val="28"/>
           <w:szCs w:val="28"/>
         </w:rPr>
-        <w:t>1. Write a C program to simulate a Deterministic Finite Automata (DFA) for the given</w:t>
-      </w:r>
-      <w:r>
-        <w:rPr>
-          <w:sz w:val="28"/>
-          <w:szCs w:val="28"/>
-        </w:rPr>
-        <w:t xml:space="preserve"> </w:t>
-      </w:r>
-      <w:r>
-        <w:rPr>
-          <w:sz w:val="28"/>
-          <w:szCs w:val="28"/>
-        </w:rPr>
-        <w:t>language representing strings that start with a and end with a</w:t>
+        <w:t>1. Write a C program to simulate a Deterministic Finite Automata (DFA) for the given language representing strings that start with a and end with a</w:t>
       </w:r>
     </w:p>
     <w:p>
@@ -448,6 +416,305 @@
           <w:szCs w:val="28"/>
         </w:rPr>
       </w:pPr>
+    </w:p>
+    <w:p>
+      <w:pPr>
+        <w:jc w:val="both"/>
+        <w:rPr>
+          <w:sz w:val="28"/>
+          <w:szCs w:val="28"/>
+        </w:rPr>
+      </w:pPr>
+      <w:r>
+        <w:rPr>
+          <w:sz w:val="28"/>
+          <w:szCs w:val="28"/>
+        </w:rPr>
+        <w:lastRenderedPageBreak/>
+        <w:t xml:space="preserve">2. </w:t>
+      </w:r>
+      <w:r>
+        <w:rPr>
+          <w:sz w:val="28"/>
+          <w:szCs w:val="28"/>
+        </w:rPr>
+        <w:t>Write a C program to simulate a Deterministic Finite Automata (DFA) for the given</w:t>
+      </w:r>
+      <w:r>
+        <w:rPr>
+          <w:sz w:val="28"/>
+          <w:szCs w:val="28"/>
+        </w:rPr>
+        <w:t xml:space="preserve"> </w:t>
+      </w:r>
+      <w:r>
+        <w:rPr>
+          <w:sz w:val="28"/>
+          <w:szCs w:val="28"/>
+        </w:rPr>
+        <w:t>language representing strings that start with 0 and end with 1</w:t>
+      </w:r>
+    </w:p>
+    <w:p>
+      <w:pPr>
+        <w:jc w:val="both"/>
+        <w:rPr>
+          <w:sz w:val="28"/>
+          <w:szCs w:val="28"/>
+        </w:rPr>
+      </w:pPr>
+    </w:p>
+    <w:p>
+      <w:pPr>
+        <w:jc w:val="both"/>
+        <w:rPr>
+          <w:sz w:val="28"/>
+          <w:szCs w:val="28"/>
+        </w:rPr>
+      </w:pPr>
+    </w:p>
+    <w:p>
+      <w:pPr>
+        <w:jc w:val="center"/>
+        <w:rPr>
+          <w:b/>
+          <w:bCs/>
+          <w:sz w:val="28"/>
+          <w:szCs w:val="28"/>
+        </w:rPr>
+      </w:pPr>
+      <w:r>
+        <w:rPr>
+          <w:b/>
+          <w:bCs/>
+          <w:sz w:val="28"/>
+          <w:szCs w:val="28"/>
+        </w:rPr>
+        <w:t>Program code</w:t>
+      </w:r>
+    </w:p>
+    <w:p>
+      <w:pPr>
+        <w:jc w:val="center"/>
+        <w:rPr>
+          <w:b/>
+          <w:bCs/>
+          <w:sz w:val="28"/>
+          <w:szCs w:val="28"/>
+        </w:rPr>
+      </w:pPr>
+      <w:r>
+        <w:rPr>
+          <w:b/>
+          <w:bCs/>
+          <w:noProof/>
+          <w:sz w:val="28"/>
+          <w:szCs w:val="28"/>
+        </w:rPr>
+        <w:drawing>
+          <wp:inline distT="0" distB="0" distL="0" distR="0" wp14:anchorId="722BA6D8" wp14:editId="35627092">
+            <wp:extent cx="4978400" cy="3841750"/>
+            <wp:effectExtent l="0" t="0" r="0" b="6350"/>
+            <wp:docPr id="2" name="Picture 2"/>
+            <wp:cNvGraphicFramePr>
+              <a:graphicFrameLocks xmlns:a="http://schemas.openxmlformats.org/drawingml/2006/main" noChangeAspect="1"/>
+            </wp:cNvGraphicFramePr>
+            <a:graphic xmlns:a="http://schemas.openxmlformats.org/drawingml/2006/main">
+              <a:graphicData uri="http://schemas.openxmlformats.org/drawingml/2006/picture">
+                <pic:pic xmlns:pic="http://schemas.openxmlformats.org/drawingml/2006/picture">
+                  <pic:nvPicPr>
+                    <pic:cNvPr id="2" name="Picture 2"/>
+                    <pic:cNvPicPr/>
+                  </pic:nvPicPr>
+                  <pic:blipFill>
+                    <a:blip r:embed="rId7">
+                      <a:extLst>
+                        <a:ext uri="{28A0092B-C50C-407E-A947-70E740481C1C}">
+                          <a14:useLocalDpi xmlns:a14="http://schemas.microsoft.com/office/drawing/2010/main" val="0"/>
+                        </a:ext>
+                      </a:extLst>
+                    </a:blip>
+                    <a:stretch>
+                      <a:fillRect/>
+                    </a:stretch>
+                  </pic:blipFill>
+                  <pic:spPr>
+                    <a:xfrm>
+                      <a:off x="0" y="0"/>
+                      <a:ext cx="4978658" cy="3841949"/>
+                    </a:xfrm>
+                    <a:prstGeom prst="rect">
+                      <a:avLst/>
+                    </a:prstGeom>
+                  </pic:spPr>
+                </pic:pic>
+              </a:graphicData>
+            </a:graphic>
+          </wp:inline>
+        </w:drawing>
+      </w:r>
+    </w:p>
+    <w:p>
+      <w:pPr>
+        <w:jc w:val="center"/>
+        <w:rPr>
+          <w:b/>
+          <w:bCs/>
+          <w:sz w:val="28"/>
+          <w:szCs w:val="28"/>
+        </w:rPr>
+      </w:pPr>
+    </w:p>
+    <w:p>
+      <w:pPr>
+        <w:jc w:val="center"/>
+        <w:rPr>
+          <w:b/>
+          <w:bCs/>
+          <w:sz w:val="32"/>
+          <w:szCs w:val="32"/>
+        </w:rPr>
+      </w:pPr>
+      <w:r>
+        <w:rPr>
+          <w:b/>
+          <w:bCs/>
+          <w:sz w:val="32"/>
+          <w:szCs w:val="32"/>
+        </w:rPr>
+        <w:t>Output</w:t>
+      </w:r>
+    </w:p>
+    <w:p>
+      <w:pPr>
+        <w:jc w:val="center"/>
+        <w:rPr>
+          <w:b/>
+          <w:bCs/>
+          <w:sz w:val="28"/>
+          <w:szCs w:val="28"/>
+        </w:rPr>
+      </w:pPr>
+    </w:p>
+    <w:p>
+      <w:pPr>
+        <w:rPr>
+          <w:b/>
+          <w:bCs/>
+          <w:sz w:val="28"/>
+          <w:szCs w:val="28"/>
+        </w:rPr>
+      </w:pPr>
+      <w:r>
+        <w:rPr>
+          <w:b/>
+          <w:bCs/>
+          <w:noProof/>
+          <w:sz w:val="28"/>
+          <w:szCs w:val="28"/>
+        </w:rPr>
+        <w:drawing>
+          <wp:inline distT="0" distB="0" distL="0" distR="0" wp14:anchorId="107315B7" wp14:editId="65799378">
+            <wp:extent cx="4006850" cy="984250"/>
+            <wp:effectExtent l="0" t="0" r="0" b="6350"/>
+            <wp:docPr id="3" name="Picture 3"/>
+            <wp:cNvGraphicFramePr>
+              <a:graphicFrameLocks xmlns:a="http://schemas.openxmlformats.org/drawingml/2006/main" noChangeAspect="1"/>
+            </wp:cNvGraphicFramePr>
+            <a:graphic xmlns:a="http://schemas.openxmlformats.org/drawingml/2006/main">
+              <a:graphicData uri="http://schemas.openxmlformats.org/drawingml/2006/picture">
+                <pic:pic xmlns:pic="http://schemas.openxmlformats.org/drawingml/2006/picture">
+                  <pic:nvPicPr>
+                    <pic:cNvPr id="3" name="Picture 3"/>
+                    <pic:cNvPicPr/>
+                  </pic:nvPicPr>
+                  <pic:blipFill>
+                    <a:blip r:embed="rId8">
+                      <a:extLst>
+                        <a:ext uri="{28A0092B-C50C-407E-A947-70E740481C1C}">
+                          <a14:useLocalDpi xmlns:a14="http://schemas.microsoft.com/office/drawing/2010/main" val="0"/>
+                        </a:ext>
+                      </a:extLst>
+                    </a:blip>
+                    <a:stretch>
+                      <a:fillRect/>
+                    </a:stretch>
+                  </pic:blipFill>
+                  <pic:spPr>
+                    <a:xfrm>
+                      <a:off x="0" y="0"/>
+                      <a:ext cx="4007058" cy="984301"/>
+                    </a:xfrm>
+                    <a:prstGeom prst="rect">
+                      <a:avLst/>
+                    </a:prstGeom>
+                  </pic:spPr>
+                </pic:pic>
+              </a:graphicData>
+            </a:graphic>
+          </wp:inline>
+        </w:drawing>
+      </w:r>
+    </w:p>
+    <w:p>
+      <w:pPr>
+        <w:rPr>
+          <w:b/>
+          <w:bCs/>
+          <w:sz w:val="28"/>
+          <w:szCs w:val="28"/>
+        </w:rPr>
+      </w:pPr>
+      <w:r>
+        <w:rPr>
+          <w:b/>
+          <w:bCs/>
+          <w:noProof/>
+          <w:sz w:val="28"/>
+          <w:szCs w:val="28"/>
+        </w:rPr>
+        <w:drawing>
+          <wp:inline distT="0" distB="0" distL="0" distR="0" wp14:anchorId="30B768D0" wp14:editId="34066F74">
+            <wp:extent cx="4038600" cy="971550"/>
+            <wp:effectExtent l="0" t="0" r="0" b="0"/>
+            <wp:docPr id="5" name="Picture 5"/>
+            <wp:cNvGraphicFramePr>
+              <a:graphicFrameLocks xmlns:a="http://schemas.openxmlformats.org/drawingml/2006/main" noChangeAspect="1"/>
+            </wp:cNvGraphicFramePr>
+            <a:graphic xmlns:a="http://schemas.openxmlformats.org/drawingml/2006/main">
+              <a:graphicData uri="http://schemas.openxmlformats.org/drawingml/2006/picture">
+                <pic:pic xmlns:pic="http://schemas.openxmlformats.org/drawingml/2006/picture">
+                  <pic:nvPicPr>
+                    <pic:cNvPr id="5" name="Picture 5"/>
+                    <pic:cNvPicPr/>
+                  </pic:nvPicPr>
+                  <pic:blipFill>
+                    <a:blip r:embed="rId9">
+                      <a:extLst>
+                        <a:ext uri="{28A0092B-C50C-407E-A947-70E740481C1C}">
+                          <a14:useLocalDpi xmlns:a14="http://schemas.microsoft.com/office/drawing/2010/main" val="0"/>
+                        </a:ext>
+                      </a:extLst>
+                    </a:blip>
+                    <a:stretch>
+                      <a:fillRect/>
+                    </a:stretch>
+                  </pic:blipFill>
+                  <pic:spPr>
+                    <a:xfrm>
+                      <a:off x="0" y="0"/>
+                      <a:ext cx="4055936" cy="975720"/>
+                    </a:xfrm>
+                    <a:prstGeom prst="rect">
+                      <a:avLst/>
+                    </a:prstGeom>
+                  </pic:spPr>
+                </pic:pic>
+              </a:graphicData>
+            </a:graphic>
+          </wp:inline>
+        </w:drawing>
+      </w:r>
     </w:p>
     <w:sectPr>
       <w:pgSz w:w="11906" w:h="16838"/>
